--- a/lessons/chapters/build/word/BonusD.docx
+++ b/lessons/chapters/build/word/BonusD.docx
@@ -361,20 +361,21 @@
         </w:tc>
       </w:tr>
     </w:tbl>
-    <w:bookmarkStart w:id="11" w:name="part-one---a-bag"/>
     <w:p>
       <w:pPr>
         <w:pStyle w:val="Heading1"/>
       </w:pPr>
+      <w:bookmarkStart w:id="9" w:name="_817a0c300dbe7c64e27b052c6b52c7c9b68c142"/>
       <w:r>
         <w:t xml:space="preserve">Part One - A bag</w:t>
       </w:r>
-    </w:p>
-    <w:bookmarkStart w:id="9" w:name="d.1-arraylist"/>
+      <w:bookmarkEnd w:id="9"/>
+    </w:p>
     <w:p>
       <w:pPr>
         <w:pStyle w:val="Heading2"/>
       </w:pPr>
+      <w:bookmarkStart w:id="10" w:name="_00a3663416f11b2407f1a47d8c28ba0b946ef3b"/>
       <w:r>
         <w:t xml:space="preserve">D.1 </w:t>
       </w:r>
@@ -387,6 +388,7 @@
         </w:rPr>
         <w:t xml:space="preserve">ArrayList</w:t>
       </w:r>
+      <w:bookmarkEnd w:id="10"/>
     </w:p>
     <w:p>
       <w:pPr>
@@ -757,15 +759,15 @@
         <w:spacing w:before="0" w:after="0" w:line="120" w:lineRule="exact"/>
       </w:pPr>
     </w:p>
-    <w:bookmarkEnd w:id="9"/>
-    <w:bookmarkStart w:id="10" w:name="step-1---an-empty-bag"/>
     <w:p>
       <w:pPr>
         <w:pStyle w:val="Heading2"/>
       </w:pPr>
+      <w:bookmarkStart w:id="11" w:name="_be33be45630b7ab2b9b0ec0ef7710e8e8add511"/>
       <w:r>
         <w:t xml:space="preserve">Step 1 - An empty bag</w:t>
       </w:r>
+      <w:bookmarkEnd w:id="11"/>
     </w:p>
     <w:p>
       <w:pPr>
@@ -1022,13 +1024,11 @@
         <w:spacing w:before="0" w:after="0" w:line="120" w:lineRule="exact"/>
       </w:pPr>
     </w:p>
-    <w:bookmarkEnd w:id="10"/>
-    <w:bookmarkEnd w:id="11"/>
-    <w:bookmarkStart w:id="21" w:name="part-two---two-loops-that-both-say-for"/>
     <w:p>
       <w:pPr>
         <w:pStyle w:val="Heading1"/>
       </w:pPr>
+      <w:bookmarkStart w:id="12" w:name="_c6c4bb935f0f90d2f7e3270ccf2f82e2e836eed"/>
       <w:r>
         <w:t xml:space="preserve">Part Two - Two loops that both say</w:t>
       </w:r>
@@ -1041,6 +1041,7 @@
         </w:rPr>
         <w:t xml:space="preserve">for</w:t>
       </w:r>
+      <w:bookmarkEnd w:id="12"/>
     </w:p>
     <w:p>
       <w:pPr>
@@ -1106,14 +1107,15 @@
         <w:t xml:space="preserve">the real skill in this chapter.</w:t>
       </w:r>
     </w:p>
-    <w:bookmarkStart w:id="12" w:name="step-2---fill-it-the-counting-loop"/>
     <w:p>
       <w:pPr>
         <w:pStyle w:val="Heading2"/>
       </w:pPr>
+      <w:bookmarkStart w:id="13" w:name="_8cda8c1204cdbc3d489e63dd791b453d6fc96f7"/>
       <w:r>
         <w:t xml:space="preserve">Step 2 - Fill it:  the counting loop</w:t>
       </w:r>
+      <w:bookmarkEnd w:id="13"/>
     </w:p>
     <w:p>
       <w:pPr>
@@ -1985,15 +1987,15 @@
         <w:t xml:space="preserve">The bag has twelve coins in it now.  Nothing draws them.</w:t>
       </w:r>
     </w:p>
-    <w:bookmarkEnd w:id="12"/>
-    <w:bookmarkStart w:id="16" w:name="step-3---draw-them-the-for-each-loop"/>
     <w:p>
       <w:pPr>
         <w:pStyle w:val="Heading2"/>
       </w:pPr>
+      <w:bookmarkStart w:id="14" w:name="_2e8bf04b3e0585b6037527af1a24d122277b267"/>
       <w:r>
         <w:t xml:space="preserve">Step 3 - Draw them:  the for-each loop</w:t>
       </w:r>
+      <w:bookmarkEnd w:id="14"/>
     </w:p>
     <w:p>
       <w:pPr>
@@ -2434,18 +2436,18 @@
           <wp:inline>
             <wp:extent cx="3108960" cy="2331720"/>
             <wp:effectExtent b="0" l="0" r="0" t="0"/>
-            <wp:docPr descr="" title="" id="14" name="Picture"/>
+            <wp:docPr descr="" title="" id="16" name="Picture"/>
             <a:graphic>
               <a:graphicData uri="http://schemas.openxmlformats.org/drawingml/2006/picture">
                 <pic:pic>
                   <pic:nvPicPr>
-                    <pic:cNvPr descr="lessons/chapters\screenshots/bD_Start.png" id="15" name="Picture"/>
+                    <pic:cNvPr descr="lessons/chapters/screenshots/bD_Start.png" id="17" name="Picture"/>
                     <pic:cNvPicPr>
                       <a:picLocks noChangeArrowheads="1" noChangeAspect="1"/>
                     </pic:cNvPicPr>
                   </pic:nvPicPr>
                   <pic:blipFill>
-                    <a:blip r:embed="rId13"/>
+                    <a:blip r:embed="rId15"/>
                     <a:stretch>
                       <a:fillRect/>
                     </a:stretch>
@@ -2714,15 +2716,15 @@
         <w:spacing w:before="0" w:after="0" w:line="120" w:lineRule="exact"/>
       </w:pPr>
     </w:p>
-    <w:bookmarkEnd w:id="16"/>
-    <w:bookmarkStart w:id="20" w:name="step-4---how-many"/>
     <w:p>
       <w:pPr>
         <w:pStyle w:val="Heading2"/>
       </w:pPr>
+      <w:bookmarkStart w:id="18" w:name="_5eac5304510c34ae762e1459cf6aebd33902d5a"/>
       <w:r>
         <w:t xml:space="preserve">Step 4 - How many?</w:t>
       </w:r>
+      <w:bookmarkEnd w:id="18"/>
     </w:p>
     <w:p>
       <w:pPr>
@@ -2787,18 +2789,18 @@
           <wp:inline>
             <wp:extent cx="3108960" cy="2331720"/>
             <wp:effectExtent b="0" l="0" r="0" t="0"/>
-            <wp:docPr descr="" title="" id="18" name="Picture"/>
+            <wp:docPr descr="" title="" id="20" name="Picture"/>
             <a:graphic>
               <a:graphicData uri="http://schemas.openxmlformats.org/drawingml/2006/picture">
                 <pic:pic>
                   <pic:nvPicPr>
-                    <pic:cNvPr descr="lessons/chapters\screenshots/bD_Forty.png" id="19" name="Picture"/>
+                    <pic:cNvPr descr="lessons/chapters/screenshots/bD_Forty.png" id="21" name="Picture"/>
                     <pic:cNvPicPr>
                       <a:picLocks noChangeArrowheads="1" noChangeAspect="1"/>
                     </pic:cNvPicPr>
                   </pic:nvPicPr>
                   <pic:blipFill>
-                    <a:blip r:embed="rId17"/>
+                    <a:blip r:embed="rId19"/>
                     <a:stretch>
                       <a:fillRect/>
                     </a:stretch>
@@ -2940,25 +2942,25 @@
         <w:spacing w:before="0" w:after="0" w:line="120" w:lineRule="exact"/>
       </w:pPr>
     </w:p>
-    <w:bookmarkEnd w:id="20"/>
-    <w:bookmarkEnd w:id="21"/>
-    <w:bookmarkStart w:id="33" w:name="part-three---taking-things-out"/>
     <w:p>
       <w:pPr>
         <w:pStyle w:val="Heading1"/>
       </w:pPr>
+      <w:bookmarkStart w:id="22" w:name="_a23e4840baee218c090fc5c9486a539936a4524"/>
       <w:r>
         <w:t xml:space="preserve">Part Three - Taking things out</w:t>
       </w:r>
-    </w:p>
-    <w:bookmarkStart w:id="22" w:name="d.5-the-problem-with-removing"/>
+      <w:bookmarkEnd w:id="22"/>
+    </w:p>
     <w:p>
       <w:pPr>
         <w:pStyle w:val="Heading2"/>
       </w:pPr>
+      <w:bookmarkStart w:id="23" w:name="_1596685d1c0673b0122c7ddd42a8daf9c6b35b2"/>
       <w:r>
         <w:t xml:space="preserve">D.5  The problem with removing</w:t>
       </w:r>
+      <w:bookmarkEnd w:id="23"/>
     </w:p>
     <w:p>
       <w:pPr>
@@ -3128,15 +3130,15 @@
         <w:t xml:space="preserve">, and copy it when you need it.</w:t>
       </w:r>
     </w:p>
-    <w:bookmarkEnd w:id="22"/>
-    <w:bookmarkStart w:id="23" w:name="step-5---walk-backwards"/>
     <w:p>
       <w:pPr>
         <w:pStyle w:val="Heading2"/>
       </w:pPr>
+      <w:bookmarkStart w:id="24" w:name="_6b9f782d2dc187acbac3a559ba05be874e4eaa3"/>
       <w:r>
         <w:t xml:space="preserve">Step 5 - Walk backwards</w:t>
       </w:r>
+      <w:bookmarkEnd w:id="24"/>
     </w:p>
     <w:p>
       <w:pPr>
@@ -3526,7 +3528,7 @@
           </w:tcPr>
           <w:p>
             <w:pPr>
-              <w:pStyle w:val="BodyText"/>
+              <w:pStyle w:val="FirstParagraph"/>
             </w:pPr>
             <w:r>
               <w:rPr>
@@ -3776,15 +3778,15 @@
         <w:spacing w:before="0" w:after="0" w:line="120" w:lineRule="exact"/>
       </w:pPr>
     </w:p>
-    <w:bookmarkEnd w:id="23"/>
-    <w:bookmarkStart w:id="24" w:name="step-6---collect"/>
     <w:p>
       <w:pPr>
         <w:pStyle w:val="Heading2"/>
       </w:pPr>
+      <w:bookmarkStart w:id="25" w:name="_e960484bce11dd2ff262eb3a748ca898c04e537"/>
       <w:r>
         <w:t xml:space="preserve">Step 6 - Collect</w:t>
       </w:r>
+      <w:bookmarkEnd w:id="25"/>
     </w:p>
     <w:p>
       <w:pPr>
@@ -4048,7 +4050,7 @@
           </w:tcPr>
           <w:p>
             <w:pPr>
-              <w:pStyle w:val="BodyText"/>
+              <w:pStyle w:val="FirstParagraph"/>
             </w:pPr>
             <w:r>
               <w:rPr>
@@ -4341,15 +4343,15 @@
         <w:spacing w:before="0" w:after="0" w:line="120" w:lineRule="exact"/>
       </w:pPr>
     </w:p>
-    <w:bookmarkEnd w:id="24"/>
-    <w:bookmarkStart w:id="25" w:name="step-7---a-new-wave"/>
     <w:p>
       <w:pPr>
         <w:pStyle w:val="Heading2"/>
       </w:pPr>
+      <w:bookmarkStart w:id="26" w:name="_2121de9fd35e9bc0f3c937db5036a8e9ccfc41d"/>
       <w:r>
         <w:t xml:space="preserve">Step 7 - A new wave</w:t>
       </w:r>
+      <w:bookmarkEnd w:id="26"/>
     </w:p>
     <w:p>
       <w:pPr>
@@ -5014,15 +5016,15 @@
         <w:t xml:space="preserve">there, and the game ends.  Your call.</w:t>
       </w:r>
     </w:p>
-    <w:bookmarkEnd w:id="25"/>
-    <w:bookmarkStart w:id="26" w:name="step-8---a-coin-on-a-click"/>
     <w:p>
       <w:pPr>
         <w:pStyle w:val="Heading2"/>
       </w:pPr>
+      <w:bookmarkStart w:id="27" w:name="_c32e03d789db33ae4833430a9c5ecc287d17749"/>
       <w:r>
         <w:t xml:space="preserve">Step 8 - A coin on a click</w:t>
       </w:r>
+      <w:bookmarkEnd w:id="27"/>
     </w:p>
     <w:p>
       <w:pPr>
@@ -5392,15 +5394,15 @@
         <w:t xml:space="preserve">}</w:t>
       </w:r>
     </w:p>
-    <w:bookmarkEnd w:id="26"/>
-    <w:bookmarkStart w:id="27" w:name="step-9---a-second-list"/>
     <w:p>
       <w:pPr>
         <w:pStyle w:val="Heading2"/>
       </w:pPr>
+      <w:bookmarkStart w:id="28" w:name="_5a1fa5a1e9e412e1b51e63be99581b2692f68e1"/>
       <w:r>
         <w:t xml:space="preserve">Step 9 - A second list</w:t>
       </w:r>
+      <w:bookmarkEnd w:id="28"/>
     </w:p>
     <w:p>
       <w:pPr>
@@ -5464,15 +5466,15 @@
         </w:pict>
       </w:r>
     </w:p>
-    <w:bookmarkEnd w:id="27"/>
-    <w:bookmarkStart w:id="28" w:name="d.7-make-it-yours"/>
     <w:p>
       <w:pPr>
         <w:pStyle w:val="Heading2"/>
       </w:pPr>
+      <w:bookmarkStart w:id="29" w:name="_b9df889e0a3c7b99d1f4b0bfa820fcb9cc90241"/>
       <w:r>
         <w:t xml:space="preserve">D.7  Make it yours</w:t>
       </w:r>
+      <w:bookmarkEnd w:id="29"/>
     </w:p>
     <w:p>
       <w:pPr>
@@ -5657,15 +5659,15 @@
         </w:pict>
       </w:r>
     </w:p>
-    <w:bookmarkEnd w:id="28"/>
-    <w:bookmarkStart w:id="32" w:name="chapter-summary"/>
     <w:p>
       <w:pPr>
         <w:pStyle w:val="Heading2"/>
       </w:pPr>
+      <w:bookmarkStart w:id="30" w:name="_756eed4fa0751524c5b578eece8efd34a11981f"/>
       <w:r>
         <w:t xml:space="preserve">Chapter summary</w:t>
       </w:r>
+      <w:bookmarkEnd w:id="30"/>
     </w:p>
     <w:tbl>
       <w:tblPr>
@@ -5937,14 +5939,15 @@
         </w:tc>
       </w:tr>
     </w:tbl>
-    <w:bookmarkStart w:id="29" w:name="new-syntax-in-this-chapter"/>
     <w:p>
       <w:pPr>
         <w:pStyle w:val="Heading3"/>
       </w:pPr>
+      <w:bookmarkStart w:id="31" w:name="_5dc73f788cf3617f359e6c7776c2b190c21c786"/>
       <w:r>
         <w:t xml:space="preserve">New syntax in this chapter</w:t>
       </w:r>
+      <w:bookmarkEnd w:id="31"/>
     </w:p>
     <w:tbl>
       <w:tblPr>
@@ -6225,15 +6228,15 @@
         </w:tc>
       </w:tr>
     </w:tbl>
-    <w:bookmarkEnd w:id="29"/>
-    <w:bookmarkStart w:id="30" w:name="vocabulary"/>
     <w:p>
       <w:pPr>
         <w:pStyle w:val="Heading3"/>
       </w:pPr>
+      <w:bookmarkStart w:id="32" w:name="_vocabulary"/>
       <w:r>
         <w:t xml:space="preserve">Vocabulary</w:t>
       </w:r>
+      <w:bookmarkEnd w:id="32"/>
     </w:p>
     <w:p>
       <w:pPr>
@@ -6371,15 +6374,15 @@
         <w:t xml:space="preserve">-- how many items are in the list right now.  (Step 5)</w:t>
       </w:r>
     </w:p>
-    <w:bookmarkEnd w:id="30"/>
-    <w:bookmarkStart w:id="31" w:name="check-your-understanding"/>
     <w:p>
       <w:pPr>
         <w:pStyle w:val="Heading3"/>
       </w:pPr>
+      <w:bookmarkStart w:id="33" w:name="_e8b5ca3bdd124de88893e49f226868b8cccfada"/>
       <w:r>
         <w:t xml:space="preserve">Check your understanding</w:t>
       </w:r>
+      <w:bookmarkEnd w:id="33"/>
     </w:p>
     <w:p>
       <w:pPr>
@@ -6474,12 +6477,9 @@
         <w:t xml:space="preserve">.  What did you do?</w:t>
       </w:r>
     </w:p>
-    <w:bookmarkEnd w:id="31"/>
-    <w:bookmarkEnd w:id="32"/>
-    <w:bookmarkEnd w:id="33"/>
     <w:sectPr>
-      <w:pgSz w:h="15840" w:w="12240"/>
-      <w:pgMar w:bottom="1440" w:footer="720" w:gutter="0" w:header="720" w:left="1440" w:right="1440" w:top="1440"/>
+      <w:pgSz w:w="12240" w:h="15840"/>
+      <w:pgMar w:top="1440" w:right="1440" w:bottom="1440" w:left="1440" w:header="720" w:footer="720" w:gutter="0"/>
       <w:footnotePr>
         <w:numRestart w:val="eachSect"/>
       </w:footnotePr>
@@ -6821,10 +6821,10 @@
   <w:docDefaults>
     <w:rPrDefault>
       <w:rPr>
-        <w:rFonts w:ascii="Calibri" w:cs="Calibri" w:eastAsia="Calibri" w:hAnsi="Calibri"/>
+        <w:rFonts w:ascii="Calibri" w:hAnsi="Calibri" w:eastAsia="Calibri" w:cs="Calibri"/>
         <w:sz w:val="22"/>
         <w:szCs w:val="22"/>
-        <w:lang w:bidi="ar-SA" w:eastAsia="zh-CN" w:val="en-US"/>
+        <w:lang w:val="en-US" w:eastAsia="zh-CN" w:bidi="ar-SA"/>
       </w:rPr>
     </w:rPrDefault>
     <w:pPrDefault>
@@ -6833,61 +6833,61 @@
       </w:pPr>
     </w:pPrDefault>
   </w:docDefaults>
-  <w:latentStyles w:count="276" w:defLockedState="0" w:defQFormat="0" w:defSemiHidden="0" w:defUIPriority="0" w:defUnhideWhenUsed="0"/>
-  <w:style w:default="1" w:styleId="Normal" w:type="paragraph">
+  <w:latentStyles w:defLockedState="0" w:defUIPriority="0" w:defSemiHidden="0" w:defUnhideWhenUsed="0" w:defQFormat="0" w:count="276"/>
+  <w:style w:type="paragraph" w:default="1" w:styleId="Normal">
     <w:name w:val="Normal"/>
     <w:qFormat/>
   </w:style>
-  <w:style w:styleId="BodyText" w:type="paragraph">
+  <w:style w:type="paragraph" w:styleId="BodyText">
     <w:name w:val="Body Text"/>
     <w:basedOn w:val="Normal"/>
     <w:link w:val="BodyTextChar"/>
     <w:qFormat/>
     <w:pPr>
-      <w:spacing w:after="180" w:before="180"/>
+      <w:spacing w:before="180" w:after="180"/>
     </w:pPr>
   </w:style>
-  <w:style w:customStyle="1" w:styleId="FirstParagraph" w:type="paragraph">
+  <w:style w:type="paragraph" w:customStyle="1" w:styleId="FirstParagraph">
     <w:name w:val="First Paragraph"/>
     <w:basedOn w:val="BodyText"/>
     <w:next w:val="BodyText"/>
     <w:qFormat/>
   </w:style>
-  <w:style w:customStyle="1" w:styleId="Compact" w:type="paragraph">
+  <w:style w:type="paragraph" w:customStyle="1" w:styleId="Compact">
     <w:name w:val="Compact"/>
     <w:basedOn w:val="BodyText"/>
     <w:qFormat/>
     <w:pPr>
-      <w:spacing w:after="36" w:before="36"/>
+      <w:spacing w:before="36" w:after="36"/>
     </w:pPr>
   </w:style>
-  <w:style w:customStyle="1" w:styleId="TitleChar" w:type="character">
+  <w:style w:type="character" w:customStyle="1" w:styleId="TitleChar">
     <w:name w:val="Title Char"/>
     <w:basedOn w:val="DefaultParagraphFont"/>
     <w:link w:val="Title"/>
     <w:uiPriority w:val="10"/>
     <w:rsid w:val="00A10FD9"/>
     <w:rPr>
-      <w:rFonts w:ascii="Calibri" w:cs="Calibri" w:eastAsia="Calibri" w:hAnsi="Calibri"/>
+      <w:rFonts w:ascii="Calibri" w:hAnsi="Calibri" w:eastAsia="Calibri" w:cs="Calibri"/>
       <w:sz w:val="56"/>
       <w:szCs w:val="56"/>
     </w:rPr>
   </w:style>
-  <w:style w:customStyle="1" w:styleId="SubtitleChar" w:type="character">
+  <w:style w:type="character" w:customStyle="1" w:styleId="SubtitleChar">
     <w:name w:val="Subtitle Char"/>
     <w:basedOn w:val="DefaultParagraphFont"/>
     <w:link w:val="Subtitle"/>
     <w:uiPriority w:val="11"/>
     <w:rsid w:val="00A10FD9"/>
     <w:rPr>
-      <w:rFonts w:ascii="Calibri" w:cs="Calibri" w:eastAsia="Calibri" w:hAnsi="Calibri"/>
-      <w:color w:themeColor="text1" w:themeTint="A6" w:val="595959"/>
+      <w:rFonts w:ascii="Calibri" w:hAnsi="Calibri" w:eastAsia="Calibri" w:cs="Calibri"/>
+      <w:color w:val="595959" w:themeColor="text1" w:themeTint="A6"/>
       <w:spacing w:val="15"/>
       <w:sz w:val="28"/>
       <w:szCs w:val="28"/>
     </w:rPr>
   </w:style>
-  <w:style w:customStyle="1" w:styleId="Author" w:type="paragraph">
+  <w:style w:type="paragraph" w:customStyle="1" w:styleId="Author">
     <w:name w:val="Author"/>
     <w:basedOn w:val="Title"/>
     <w:next w:val="BodyText"/>
@@ -6901,7 +6901,7 @@
       <w:szCs w:val="24"/>
     </w:rPr>
   </w:style>
-  <w:style w:customStyle="1" w:styleId="AbstractTitle" w:type="paragraph">
+  <w:style w:type="paragraph" w:customStyle="1" w:styleId="AbstractTitle">
     <w:name w:val="Abstract Title"/>
     <w:basedOn w:val="Normal"/>
     <w:next w:val="Abstract"/>
@@ -6909,7 +6909,7 @@
     <w:pPr>
       <w:keepNext/>
       <w:keepLines/>
-      <w:spacing w:after="0" w:before="300"/>
+      <w:spacing w:before="300" w:after="0"/>
       <w:jc w:val="center"/>
     </w:pPr>
     <w:rPr>
@@ -6918,7 +6918,7 @@
       <w:szCs w:val="20"/>
     </w:rPr>
   </w:style>
-  <w:style w:customStyle="1" w:styleId="Abstract" w:type="paragraph">
+  <w:style w:type="paragraph" w:customStyle="1" w:styleId="Abstract">
     <w:name w:val="Abstract"/>
     <w:basedOn w:val="Normal"/>
     <w:next w:val="BodyText"/>
@@ -6926,14 +6926,14 @@
     <w:pPr>
       <w:keepNext/>
       <w:keepLines/>
-      <w:spacing w:after="300" w:before="100"/>
+      <w:spacing w:before="100" w:after="300"/>
     </w:pPr>
     <w:rPr>
       <w:sz w:val="20"/>
       <w:szCs w:val="20"/>
     </w:rPr>
   </w:style>
-  <w:style w:styleId="Bibliography" w:type="paragraph">
+  <w:style w:type="paragraph" w:styleId="Bibliography">
     <w:name w:val="Bibliography"/>
     <w:basedOn w:val="Normal"/>
     <w:next w:val="Bibliography"/>
@@ -6941,7 +6941,7 @@
     <w:pPr/>
     <w:rPr/>
   </w:style>
-  <w:style w:styleId="Heading1" w:type="paragraph">
+  <w:style w:type="paragraph" w:styleId="Heading1">
     <w:name w:val="heading 1"/>
     <w:basedOn w:val="Normal"/>
     <w:next w:val="BodyText"/>
@@ -6953,17 +6953,17 @@
       <w:pageBreakBefore/>
       <w:keepNext/>
       <w:keepLines/>
-      <w:spacing w:after="80" w:before="360"/>
+      <w:spacing w:before="360" w:after="80"/>
       <w:outlineLvl w:val="0"/>
     </w:pPr>
     <w:rPr>
-      <w:rFonts w:ascii="Calibri" w:cs="Calibri" w:eastAsia="Calibri" w:hAnsi="Calibri"/>
+      <w:rFonts w:ascii="Calibri" w:hAnsi="Calibri" w:eastAsia="Calibri" w:cs="Calibri"/>
       <w:color w:val="1F4E79"/>
       <w:sz w:val="40"/>
       <w:szCs w:val="40"/>
     </w:rPr>
   </w:style>
-  <w:style w:styleId="Heading2" w:type="paragraph">
+  <w:style w:type="paragraph" w:styleId="Heading2">
     <w:name w:val="heading 2"/>
     <w:basedOn w:val="Normal"/>
     <w:next w:val="BodyText"/>
@@ -6976,17 +6976,17 @@
     <w:pPr>
       <w:keepNext/>
       <w:keepLines/>
-      <w:spacing w:after="80" w:before="160"/>
+      <w:spacing w:before="160" w:after="80"/>
       <w:outlineLvl w:val="1"/>
     </w:pPr>
     <w:rPr>
-      <w:rFonts w:ascii="Calibri" w:cs="Calibri" w:eastAsia="Calibri" w:hAnsi="Calibri"/>
+      <w:rFonts w:ascii="Calibri" w:hAnsi="Calibri" w:eastAsia="Calibri" w:cs="Calibri"/>
       <w:color w:val="1F4E79"/>
       <w:sz w:val="32"/>
       <w:szCs w:val="32"/>
     </w:rPr>
   </w:style>
-  <w:style w:styleId="Heading3" w:type="paragraph">
+  <w:style w:type="paragraph" w:styleId="Heading3">
     <w:name w:val="heading 3"/>
     <w:basedOn w:val="Normal"/>
     <w:next w:val="BodyText"/>
@@ -6999,17 +6999,17 @@
     <w:pPr>
       <w:keepNext/>
       <w:keepLines/>
-      <w:spacing w:after="80" w:before="160"/>
+      <w:spacing w:before="160" w:after="80"/>
       <w:outlineLvl w:val="2"/>
     </w:pPr>
     <w:rPr>
-      <w:rFonts w:ascii="Calibri" w:cs="Calibri" w:eastAsia="Calibri" w:hAnsi="Calibri"/>
+      <w:rFonts w:ascii="Calibri" w:hAnsi="Calibri" w:eastAsia="Calibri" w:cs="Calibri"/>
       <w:color w:val="1F4E79"/>
       <w:sz w:val="28"/>
       <w:szCs w:val="28"/>
     </w:rPr>
   </w:style>
-  <w:style w:styleId="Heading4" w:type="paragraph">
+  <w:style w:type="paragraph" w:styleId="Heading4">
     <w:name w:val="heading 4"/>
     <w:basedOn w:val="Normal"/>
     <w:next w:val="BodyText"/>
@@ -7022,17 +7022,17 @@
     <w:pPr>
       <w:keepNext/>
       <w:keepLines/>
-      <w:spacing w:after="40" w:before="80"/>
+      <w:spacing w:before="80" w:after="40"/>
       <w:outlineLvl w:val="3"/>
     </w:pPr>
     <w:rPr>
-      <w:rFonts w:ascii="Calibri" w:cs="Calibri" w:eastAsia="Calibri" w:hAnsi="Calibri"/>
+      <w:rFonts w:ascii="Calibri" w:hAnsi="Calibri" w:eastAsia="Calibri" w:cs="Calibri"/>
       <w:i/>
       <w:iCs/>
       <w:color w:val="1F4E79"/>
     </w:rPr>
   </w:style>
-  <w:style w:styleId="Heading5" w:type="paragraph">
+  <w:style w:type="paragraph" w:styleId="Heading5">
     <w:name w:val="heading 5"/>
     <w:basedOn w:val="Normal"/>
     <w:next w:val="BodyText"/>
@@ -7045,15 +7045,15 @@
     <w:pPr>
       <w:keepNext/>
       <w:keepLines/>
-      <w:spacing w:after="40" w:before="80"/>
+      <w:spacing w:before="80" w:after="40"/>
       <w:outlineLvl w:val="4"/>
     </w:pPr>
     <w:rPr>
-      <w:rFonts w:ascii="Calibri" w:cs="Calibri" w:eastAsia="Calibri" w:hAnsi="Calibri"/>
+      <w:rFonts w:ascii="Calibri" w:hAnsi="Calibri" w:eastAsia="Calibri" w:cs="Calibri"/>
       <w:color w:val="1F4E79"/>
     </w:rPr>
   </w:style>
-  <w:style w:styleId="Heading6" w:type="paragraph">
+  <w:style w:type="paragraph" w:styleId="Heading6">
     <w:name w:val="heading 6"/>
     <w:basedOn w:val="Normal"/>
     <w:next w:val="BodyText"/>
@@ -7066,17 +7066,17 @@
     <w:pPr>
       <w:keepNext/>
       <w:keepLines/>
-      <w:spacing w:after="0" w:before="40"/>
+      <w:spacing w:before="40" w:after="0"/>
       <w:outlineLvl w:val="5"/>
     </w:pPr>
     <w:rPr>
-      <w:rFonts w:ascii="Calibri" w:cs="Calibri" w:eastAsia="Calibri" w:hAnsi="Calibri"/>
+      <w:rFonts w:ascii="Calibri" w:hAnsi="Calibri" w:eastAsia="Calibri" w:cs="Calibri"/>
       <w:i/>
       <w:iCs/>
-      <w:color w:themeColor="text1" w:themeTint="A6" w:val="595959"/>
+      <w:color w:val="595959" w:themeColor="text1" w:themeTint="A6"/>
     </w:rPr>
   </w:style>
-  <w:style w:styleId="Heading7" w:type="paragraph">
+  <w:style w:type="paragraph" w:styleId="Heading7">
     <w:name w:val="heading 7"/>
     <w:basedOn w:val="Normal"/>
     <w:next w:val="BodyText"/>
@@ -7089,15 +7089,15 @@
     <w:pPr>
       <w:keepNext/>
       <w:keepLines/>
-      <w:spacing w:after="0" w:before="40"/>
+      <w:spacing w:before="40" w:after="0"/>
       <w:outlineLvl w:val="6"/>
     </w:pPr>
     <w:rPr>
-      <w:rFonts w:ascii="Calibri" w:cs="Calibri" w:eastAsia="Calibri" w:hAnsi="Calibri"/>
-      <w:color w:themeColor="text1" w:themeTint="A6" w:val="595959"/>
+      <w:rFonts w:ascii="Calibri" w:hAnsi="Calibri" w:eastAsia="Calibri" w:cs="Calibri"/>
+      <w:color w:val="595959" w:themeColor="text1" w:themeTint="A6"/>
     </w:rPr>
   </w:style>
-  <w:style w:styleId="Heading8" w:type="paragraph">
+  <w:style w:type="paragraph" w:styleId="Heading8">
     <w:name w:val="heading 8"/>
     <w:basedOn w:val="Normal"/>
     <w:next w:val="BodyText"/>
@@ -7114,13 +7114,13 @@
       <w:outlineLvl w:val="7"/>
     </w:pPr>
     <w:rPr>
-      <w:rFonts w:ascii="Calibri" w:cs="Calibri" w:eastAsia="Calibri" w:hAnsi="Calibri"/>
+      <w:rFonts w:ascii="Calibri" w:hAnsi="Calibri" w:eastAsia="Calibri" w:cs="Calibri"/>
       <w:i/>
       <w:iCs/>
-      <w:color w:themeColor="text1" w:themeTint="D8" w:val="272727"/>
+      <w:color w:val="272727" w:themeColor="text1" w:themeTint="D8"/>
     </w:rPr>
   </w:style>
-  <w:style w:styleId="Heading9" w:type="paragraph">
+  <w:style w:type="paragraph" w:styleId="Heading9">
     <w:name w:val="heading 9"/>
     <w:basedOn w:val="Normal"/>
     <w:next w:val="BodyText"/>
@@ -7137,24 +7137,24 @@
       <w:outlineLvl w:val="8"/>
     </w:pPr>
     <w:rPr>
-      <w:rFonts w:ascii="Calibri" w:cs="Calibri" w:eastAsia="Calibri" w:hAnsi="Calibri"/>
-      <w:color w:themeColor="text1" w:themeTint="D8" w:val="272727"/>
+      <w:rFonts w:ascii="Calibri" w:hAnsi="Calibri" w:eastAsia="Calibri" w:cs="Calibri"/>
+      <w:color w:val="272727" w:themeColor="text1" w:themeTint="D8"/>
     </w:rPr>
   </w:style>
-  <w:style w:customStyle="1" w:styleId="Heading1Char" w:type="character">
+  <w:style w:type="character" w:customStyle="1" w:styleId="Heading1Char">
     <w:name w:val="Heading 1 Char"/>
     <w:basedOn w:val="DefaultParagraphFont"/>
     <w:link w:val="Heading1"/>
     <w:uiPriority w:val="9"/>
     <w:rsid w:val="00A10FD9"/>
     <w:rPr>
-      <w:rFonts w:ascii="Calibri" w:cs="Calibri" w:eastAsia="Calibri" w:hAnsi="Calibri"/>
+      <w:rFonts w:ascii="Calibri" w:hAnsi="Calibri" w:eastAsia="Calibri" w:cs="Calibri"/>
       <w:color w:val="1F4E79"/>
       <w:sz w:val="40"/>
       <w:szCs w:val="40"/>
     </w:rPr>
   </w:style>
-  <w:style w:customStyle="1" w:styleId="Heading2Char" w:type="character">
+  <w:style w:type="character" w:customStyle="1" w:styleId="Heading2Char">
     <w:name w:val="Heading 2 Char"/>
     <w:basedOn w:val="DefaultParagraphFont"/>
     <w:link w:val="Heading2"/>
@@ -7162,13 +7162,13 @@
     <w:semiHidden/>
     <w:rsid w:val="00A10FD9"/>
     <w:rPr>
-      <w:rFonts w:ascii="Calibri" w:cs="Calibri" w:eastAsia="Calibri" w:hAnsi="Calibri"/>
+      <w:rFonts w:ascii="Calibri" w:hAnsi="Calibri" w:eastAsia="Calibri" w:cs="Calibri"/>
       <w:color w:val="1F4E79"/>
       <w:sz w:val="32"/>
       <w:szCs w:val="32"/>
     </w:rPr>
   </w:style>
-  <w:style w:customStyle="1" w:styleId="Heading3Char" w:type="character">
+  <w:style w:type="character" w:customStyle="1" w:styleId="Heading3Char">
     <w:name w:val="Heading 3 Char"/>
     <w:basedOn w:val="DefaultParagraphFont"/>
     <w:link w:val="Heading3"/>
@@ -7176,13 +7176,13 @@
     <w:semiHidden/>
     <w:rsid w:val="00A10FD9"/>
     <w:rPr>
-      <w:rFonts w:ascii="Calibri" w:cs="Calibri" w:eastAsia="Calibri" w:hAnsi="Calibri"/>
+      <w:rFonts w:ascii="Calibri" w:hAnsi="Calibri" w:eastAsia="Calibri" w:cs="Calibri"/>
       <w:color w:val="1F4E79"/>
       <w:sz w:val="28"/>
       <w:szCs w:val="28"/>
     </w:rPr>
   </w:style>
-  <w:style w:customStyle="1" w:styleId="Heading4Char" w:type="character">
+  <w:style w:type="character" w:customStyle="1" w:styleId="Heading4Char">
     <w:name w:val="Heading 4 Char"/>
     <w:basedOn w:val="DefaultParagraphFont"/>
     <w:link w:val="Heading4"/>
@@ -7190,13 +7190,13 @@
     <w:semiHidden/>
     <w:rsid w:val="00A10FD9"/>
     <w:rPr>
-      <w:rFonts w:ascii="Calibri" w:cs="Calibri" w:eastAsia="Calibri" w:hAnsi="Calibri"/>
+      <w:rFonts w:ascii="Calibri" w:hAnsi="Calibri" w:eastAsia="Calibri" w:cs="Calibri"/>
       <w:i/>
       <w:iCs/>
       <w:color w:val="1F4E79"/>
     </w:rPr>
   </w:style>
-  <w:style w:customStyle="1" w:styleId="Heading5Char" w:type="character">
+  <w:style w:type="character" w:customStyle="1" w:styleId="Heading5Char">
     <w:name w:val="Heading 5 Char"/>
     <w:basedOn w:val="DefaultParagraphFont"/>
     <w:link w:val="Heading5"/>
@@ -7204,11 +7204,11 @@
     <w:semiHidden/>
     <w:rsid w:val="00A10FD9"/>
     <w:rPr>
-      <w:rFonts w:ascii="Calibri" w:cs="Calibri" w:eastAsia="Calibri" w:hAnsi="Calibri"/>
+      <w:rFonts w:ascii="Calibri" w:hAnsi="Calibri" w:eastAsia="Calibri" w:cs="Calibri"/>
       <w:color w:val="1F4E79"/>
     </w:rPr>
   </w:style>
-  <w:style w:customStyle="1" w:styleId="Heading6Char" w:type="character">
+  <w:style w:type="character" w:customStyle="1" w:styleId="Heading6Char">
     <w:name w:val="Heading 6 Char"/>
     <w:basedOn w:val="DefaultParagraphFont"/>
     <w:link w:val="Heading6"/>
@@ -7216,13 +7216,13 @@
     <w:semiHidden/>
     <w:rsid w:val="00A10FD9"/>
     <w:rPr>
-      <w:rFonts w:ascii="Calibri" w:cs="Calibri" w:eastAsia="Calibri" w:hAnsi="Calibri"/>
+      <w:rFonts w:ascii="Calibri" w:hAnsi="Calibri" w:eastAsia="Calibri" w:cs="Calibri"/>
       <w:i/>
       <w:iCs/>
-      <w:color w:themeColor="text1" w:themeTint="A6" w:val="595959"/>
+      <w:color w:val="595959" w:themeColor="text1" w:themeTint="A6"/>
     </w:rPr>
   </w:style>
-  <w:style w:customStyle="1" w:styleId="Heading7Char" w:type="character">
+  <w:style w:type="character" w:customStyle="1" w:styleId="Heading7Char">
     <w:name w:val="Heading 7 Char"/>
     <w:basedOn w:val="DefaultParagraphFont"/>
     <w:link w:val="Heading7"/>
@@ -7230,11 +7230,11 @@
     <w:semiHidden/>
     <w:rsid w:val="00A10FD9"/>
     <w:rPr>
-      <w:rFonts w:ascii="Calibri" w:cs="Calibri" w:eastAsia="Calibri" w:hAnsi="Calibri"/>
-      <w:color w:themeColor="text1" w:themeTint="A6" w:val="595959"/>
+      <w:rFonts w:ascii="Calibri" w:hAnsi="Calibri" w:eastAsia="Calibri" w:cs="Calibri"/>
+      <w:color w:val="595959" w:themeColor="text1" w:themeTint="A6"/>
     </w:rPr>
   </w:style>
-  <w:style w:customStyle="1" w:styleId="Heading8Char" w:type="character">
+  <w:style w:type="character" w:customStyle="1" w:styleId="Heading8Char">
     <w:name w:val="Heading 8 Char"/>
     <w:basedOn w:val="DefaultParagraphFont"/>
     <w:link w:val="Heading8"/>
@@ -7242,13 +7242,13 @@
     <w:semiHidden/>
     <w:rsid w:val="00A10FD9"/>
     <w:rPr>
-      <w:rFonts w:ascii="Calibri" w:cs="Calibri" w:eastAsia="Calibri" w:hAnsi="Calibri"/>
+      <w:rFonts w:ascii="Calibri" w:hAnsi="Calibri" w:eastAsia="Calibri" w:cs="Calibri"/>
       <w:i/>
       <w:iCs/>
-      <w:color w:themeColor="text1" w:themeTint="D8" w:val="272727"/>
+      <w:color w:val="272727" w:themeColor="text1" w:themeTint="D8"/>
     </w:rPr>
   </w:style>
-  <w:style w:customStyle="1" w:styleId="Heading9Char" w:type="character">
+  <w:style w:type="character" w:customStyle="1" w:styleId="Heading9Char">
     <w:name w:val="Heading 9 Char"/>
     <w:basedOn w:val="DefaultParagraphFont"/>
     <w:link w:val="Heading9"/>
@@ -7256,11 +7256,11 @@
     <w:semiHidden/>
     <w:rsid w:val="00A10FD9"/>
     <w:rPr>
-      <w:rFonts w:ascii="Calibri" w:cs="Calibri" w:eastAsia="Calibri" w:hAnsi="Calibri"/>
-      <w:color w:themeColor="text1" w:themeTint="D8" w:val="272727"/>
+      <w:rFonts w:ascii="Calibri" w:hAnsi="Calibri" w:eastAsia="Calibri" w:cs="Calibri"/>
+      <w:color w:val="272727" w:themeColor="text1" w:themeTint="D8"/>
     </w:rPr>
   </w:style>
-  <w:style w:styleId="BlockText" w:type="paragraph">
+  <w:style w:type="paragraph" w:styleId="BlockText">
     <w:name w:val="Block Text"/>
     <w:basedOn w:val="BodyText"/>
     <w:next w:val="BodyText"/>
@@ -7268,11 +7268,11 @@
     <w:unhideWhenUsed/>
     <w:qFormat/>
     <w:pPr>
-      <w:spacing w:after="100" w:before="100"/>
+      <w:spacing w:before="100" w:after="100"/>
       <w:ind w:firstLine="0" w:left="480" w:right="480"/>
     </w:pPr>
   </w:style>
-  <w:style w:styleId="FootnoteText" w:type="paragraph">
+  <w:style w:type="paragraph" w:styleId="FootnoteText">
     <w:name w:val="Footnote Text"/>
     <w:basedOn w:val="Normal"/>
     <w:next w:val="FootnoteText"/>
@@ -7280,7 +7280,7 @@
     <w:unhideWhenUsed/>
     <w:qFormat/>
   </w:style>
-  <w:style w:styleId="FootnoteBlockText" w:type="paragraph">
+  <w:style w:type="paragraph" w:styleId="FootnoteBlockText">
     <w:name w:val="Footnote Block Text"/>
     <w:basedOn w:val="FootnoteText"/>
     <w:next w:val="FootnoteText"/>
@@ -7288,16 +7288,16 @@
     <w:unhideWhenUsed/>
     <w:qFormat/>
     <w:pPr>
-      <w:spacing w:after="100" w:before="100"/>
+      <w:spacing w:before="100" w:after="100"/>
       <w:ind w:firstLine="0" w:left="480" w:right="480"/>
     </w:pPr>
   </w:style>
-  <w:style w:default="1" w:styleId="DefaultParagraphFont" w:type="character">
+  <w:style w:type="character" w:default="1" w:styleId="DefaultParagraphFont">
     <w:name w:val="Default Paragraph Font"/>
     <w:semiHidden/>
     <w:unhideWhenUsed/>
   </w:style>
-  <w:style w:customStyle="1" w:styleId="DefinitionTerm" w:type="paragraph">
+  <w:style w:type="paragraph" w:customStyle="1" w:styleId="DefinitionTerm">
     <w:name w:val="Definition Term"/>
     <w:basedOn w:val="Normal"/>
     <w:next w:val="Definition"/>
@@ -7310,67 +7310,67 @@
       <w:b/>
     </w:rPr>
   </w:style>
-  <w:style w:customStyle="1" w:styleId="Definition" w:type="paragraph">
+  <w:style w:type="paragraph" w:customStyle="1" w:styleId="Definition">
     <w:name w:val="Definition"/>
     <w:basedOn w:val="Normal"/>
   </w:style>
-  <w:style w:styleId="Caption" w:type="paragraph">
+  <w:style w:type="paragraph" w:styleId="Caption">
     <w:name w:val="Caption"/>
     <w:basedOn w:val="Normal"/>
     <w:link w:val="BodyTextChar"/>
     <w:pPr>
-      <w:spacing w:after="120" w:before="0"/>
+      <w:spacing w:before="0" w:after="120"/>
     </w:pPr>
     <w:rPr>
       <w:i/>
     </w:rPr>
   </w:style>
-  <w:style w:customStyle="1" w:styleId="TableCaption" w:type="paragraph">
+  <w:style w:type="paragraph" w:customStyle="1" w:styleId="TableCaption">
     <w:name w:val="Table Caption"/>
     <w:basedOn w:val="Caption"/>
     <w:pPr>
       <w:keepNext/>
     </w:pPr>
   </w:style>
-  <w:style w:customStyle="1" w:styleId="ImageCaption" w:type="paragraph">
+  <w:style w:type="paragraph" w:customStyle="1" w:styleId="ImageCaption">
     <w:name w:val="Image Caption"/>
     <w:basedOn w:val="Caption"/>
   </w:style>
-  <w:style w:customStyle="1" w:styleId="Figure" w:type="paragraph">
+  <w:style w:type="paragraph" w:customStyle="1" w:styleId="Figure">
     <w:name w:val="Figure"/>
     <w:basedOn w:val="Normal"/>
   </w:style>
-  <w:style w:customStyle="1" w:styleId="CaptionedFigure" w:type="paragraph">
+  <w:style w:type="paragraph" w:customStyle="1" w:styleId="CaptionedFigure">
     <w:name w:val="Captioned Figure"/>
     <w:basedOn w:val="Figure"/>
     <w:pPr>
       <w:keepNext/>
     </w:pPr>
   </w:style>
-  <w:style w:customStyle="1" w:styleId="BodyTextChar" w:type="character">
+  <w:style w:type="character" w:customStyle="1" w:styleId="BodyTextChar">
     <w:name w:val="Body Text Char"/>
     <w:basedOn w:val="DefaultParagraphFont"/>
     <w:link w:val="BodyText"/>
   </w:style>
-  <w:style w:customStyle="1" w:styleId="SectionNumber" w:type="character">
+  <w:style w:type="character" w:customStyle="1" w:styleId="SectionNumber">
     <w:name w:val="Section Number"/>
     <w:basedOn w:val="BodyTextChar"/>
   </w:style>
-  <w:style w:styleId="FootnoteReference" w:type="character">
+  <w:style w:type="character" w:styleId="FootnoteReference">
     <w:name w:val="Footnote Reference"/>
     <w:basedOn w:val="BodyTextChar"/>
     <w:rPr>
       <w:vertAlign w:val="superscript"/>
     </w:rPr>
   </w:style>
-  <w:style w:styleId="Hyperlink" w:type="character">
+  <w:style w:type="character" w:styleId="Hyperlink">
     <w:name w:val="Hyperlink"/>
     <w:basedOn w:val="BodyTextChar"/>
     <w:rPr>
-      <w:color w:themeColor="accent1" w:val="4F81BD"/>
+      <w:color w:val="4F81BD" w:themeColor="accent1"/>
     </w:rPr>
   </w:style>
-  <w:style w:styleId="TOCHeading" w:type="paragraph">
+  <w:style w:type="paragraph" w:styleId="TOCHeading">
     <w:name w:val="TOC Heading"/>
     <w:basedOn w:val="Heading1"/>
     <w:next w:val="BodyText"/>
@@ -7382,25 +7382,97 @@
       <w:outlineLvl w:val="9"/>
     </w:pPr>
     <w:rPr>
-      <w:rFonts w:ascii="Calibri" w:cs="Calibri" w:eastAsia="Calibri" w:hAnsi="Calibri"/>
+      <w:rFonts w:ascii="Calibri" w:hAnsi="Calibri" w:eastAsia="Calibri" w:cs="Calibri"/>
       <w:b w:val="0"/>
       <w:bCs w:val="0"/>
-      <w:color w:themeColor="accent1" w:themeShade="BF" w:val="365F91"/>
+      <w:color w:val="365F91" w:themeColor="accent1" w:themeShade="BF"/>
     </w:rPr>
   </w:style>
-  <w:style w:customStyle="1" w:styleId="KeepWithNext" w:type="paragraph">
+  <w:style w:type="character" w:customStyle="1" w:styleId="VerbatimChar">
+    <w:name w:val="Verbatim Char"/>
+    <w:basedOn w:val="BodyTextChar"/>
+    <w:rPr>
+      <w:rFonts w:ascii="Consolas" w:hAnsi="Consolas" w:cs="Consolas"/>
+      <w:color w:val="1A4D80"/>
+      <w:sz w:val="19"/>
+      <w:szCs w:val="19"/>
+    </w:rPr>
+  </w:style>
+  <w:style w:type="paragraph" w:styleId="Title">
+    <w:name w:val="Title"/>
+    <w:basedOn w:val="Normal"/>
+    <w:next w:val="BodyText"/>
+    <w:qFormat/>
+    <w:pPr>
+      <w:spacing w:before="0" w:after="60"/>
+    </w:pPr>
+    <w:rPr>
+      <w:b/>
+      <w:color w:val="1F4E79"/>
+      <w:sz w:val="48"/>
+      <w:szCs w:val="48"/>
+    </w:rPr>
+  </w:style>
+  <w:style w:type="paragraph" w:customStyle="1" w:styleId="SourceCode">
+    <w:name w:val="Source Code"/>
+    <w:basedOn w:val="Normal"/>
+    <w:link w:val="VerbatimChar"/>
+    <w:pPr>
+      <w:keepLines/>
+      <w:pBdr>
+        <w:top w:val="single" w:sz="4" w:space="4" w:color="C9D8E8"/>
+        <w:left w:val="single" w:sz="4" w:space="4" w:color="C9D8E8"/>
+        <w:bottom w:val="single" w:sz="4" w:space="4" w:color="C9D8E8"/>
+        <w:right w:val="single" w:sz="4" w:space="4" w:color="C9D8E8"/>
+      </w:pBdr>
+      <w:shd w:val="clear" w:color="auto" w:fill="F8FAFC"/>
+      <w:spacing w:before="0" w:after="0" w:line="240" w:lineRule="auto"/>
+      <w:ind w:left="100" w:right="100"/>
+    </w:pPr>
+  </w:style>
+  <w:style w:type="paragraph" w:customStyle="1" w:styleId="ScreenshotCaption">
+    <w:name w:val="Screenshot Caption"/>
+    <w:basedOn w:val="Normal"/>
+    <w:next w:val="BodyText"/>
+    <w:pPr>
+      <w:jc w:val="center"/>
+      <w:spacing w:before="0" w:after="240"/>
+    </w:pPr>
+    <w:rPr>
+      <w:i/>
+      <w:color w:val="5B6B7A"/>
+      <w:sz w:val="19"/>
+      <w:szCs w:val="19"/>
+    </w:rPr>
+  </w:style>
+  <w:style w:type="paragraph" w:customStyle="1" w:styleId="KeepWithNext">
     <w:name w:val="Keep With Next"/>
     <w:basedOn w:val="BodyText"/>
     <w:pPr>
       <w:keepNext/>
     </w:pPr>
   </w:style>
-  <w:style w:customStyle="1" w:styleId="BookSubtitle" w:type="paragraph">
+  <w:style w:type="paragraph" w:styleId="Subtitle">
+    <w:name w:val="Subtitle"/>
+    <w:basedOn w:val="Normal"/>
+    <w:next w:val="BodyText"/>
+    <w:qFormat/>
+    <w:pPr>
+      <w:spacing w:before="0" w:after="60"/>
+    </w:pPr>
+    <w:rPr>
+      <w:i/>
+      <w:color w:val="2D3B47"/>
+      <w:sz w:val="28"/>
+      <w:szCs w:val="28"/>
+    </w:rPr>
+  </w:style>
+  <w:style w:type="paragraph" w:customStyle="1" w:styleId="BookSubtitle">
     <w:name w:val="Book Subtitle"/>
     <w:basedOn w:val="Normal"/>
     <w:pPr>
       <w:jc w:val="center"/>
-      <w:spacing w:after="480" w:before="0"/>
+      <w:spacing w:before="0" w:after="480"/>
     </w:pPr>
     <w:rPr>
       <w:i/>
@@ -7409,164 +7481,16 @@
       <w:szCs w:val="30"/>
     </w:rPr>
   </w:style>
-  <w:style w:customStyle="1" w:styleId="BookTitle" w:type="paragraph">
-    <w:name w:val="Book Title"/>
-    <w:basedOn w:val="Normal"/>
-    <w:pPr>
-      <w:jc w:val="center"/>
-      <w:spacing w:after="120" w:before="240"/>
-    </w:pPr>
-    <w:rPr>
-      <w:b/>
-      <w:color w:val="1F4E79"/>
-      <w:sz w:val="64"/>
-      <w:szCs w:val="64"/>
-    </w:rPr>
-  </w:style>
-  <w:style w:customStyle="1" w:styleId="HeadingCode" w:type="character">
-    <w:name w:val="Heading Code"/>
-    <w:basedOn w:val="DefaultParagraphFont"/>
-    <w:rPr>
-      <w:rFonts w:ascii="Consolas" w:cs="Consolas" w:hAnsi="Consolas"/>
-    </w:rPr>
-  </w:style>
-  <w:style w:styleId="Title" w:type="paragraph">
-    <w:name w:val="Title"/>
-    <w:basedOn w:val="Normal"/>
-    <w:next w:val="BodyText"/>
-    <w:qFormat/>
-    <w:pPr>
-      <w:spacing w:after="60" w:before="0"/>
-    </w:pPr>
-    <w:rPr>
-      <w:b/>
-      <w:color w:val="1F4E79"/>
-      <w:sz w:val="48"/>
-      <w:szCs w:val="48"/>
-    </w:rPr>
-  </w:style>
-  <w:style w:customStyle="1" w:styleId="BookCover" w:type="paragraph">
-    <w:name w:val="Book Cover"/>
-    <w:basedOn w:val="Normal"/>
-    <w:pPr>
-      <w:jc w:val="center"/>
-      <w:spacing w:after="360" w:before="720"/>
-    </w:pPr>
-  </w:style>
-  <w:style w:styleId="Subtitle" w:type="paragraph">
-    <w:name w:val="Subtitle"/>
-    <w:basedOn w:val="Normal"/>
-    <w:next w:val="BodyText"/>
-    <w:qFormat/>
-    <w:pPr>
-      <w:spacing w:after="60" w:before="0"/>
-    </w:pPr>
-    <w:rPr>
-      <w:i/>
-      <w:color w:val="2D3B47"/>
-      <w:sz w:val="28"/>
-      <w:szCs w:val="28"/>
-    </w:rPr>
-  </w:style>
-  <w:style w:default="1" w:styleId="Table" w:type="table">
-    <w:name w:val="Table"/>
-    <w:basedOn w:val="TableNormal"/>
-    <w:qFormat/>
-    <w:pPr>
-      <w:spacing w:after="40" w:before="40"/>
-    </w:pPr>
-    <w:tblPr>
-      <w:tblInd w:type="dxa" w:w="0"/>
-      <w:tblBorders>
-        <w:top w:color="C9D8E8" w:space="0" w:sz="4" w:val="single"/>
-        <w:left w:color="C9D8E8" w:space="0" w:sz="4" w:val="single"/>
-        <w:bottom w:color="C9D8E8" w:space="0" w:sz="4" w:val="single"/>
-        <w:right w:color="C9D8E8" w:space="0" w:sz="4" w:val="single"/>
-        <w:insideH w:color="C9D8E8" w:space="0" w:sz="4" w:val="single"/>
-        <w:insideV w:color="C9D8E8" w:space="0" w:sz="4" w:val="single"/>
-      </w:tblBorders>
-      <w:tblCellMar>
-        <w:top w:type="dxa" w:w="60"/>
-        <w:left w:type="dxa" w:w="108"/>
-        <w:bottom w:type="dxa" w:w="60"/>
-        <w:right w:type="dxa" w:w="108"/>
-      </w:tblCellMar>
-    </w:tblPr>
-    <w:tblStylePr w:type="firstRow">
-      <w:rPr>
-        <w:b/>
-        <w:color w:val="3D556F"/>
-      </w:rPr>
-      <w:tcPr>
-        <w:shd w:color="auto" w:fill="E5EDF5" w:val="clear"/>
-      </w:tcPr>
-    </w:tblStylePr>
-  </w:style>
-  <w:style w:customStyle="1" w:styleId="ScreenshotCaption" w:type="paragraph">
-    <w:name w:val="Screenshot Caption"/>
-    <w:basedOn w:val="Normal"/>
-    <w:next w:val="BodyText"/>
-    <w:pPr>
-      <w:jc w:val="center"/>
-      <w:spacing w:after="240" w:before="0"/>
-    </w:pPr>
-    <w:rPr>
-      <w:i/>
-      <w:color w:val="5B6B7A"/>
-      <w:sz w:val="19"/>
-      <w:szCs w:val="19"/>
-    </w:rPr>
-  </w:style>
-  <w:style w:customStyle="1" w:styleId="BookByline" w:type="paragraph">
-    <w:name w:val="Book Byline"/>
-    <w:basedOn w:val="Normal"/>
-    <w:pPr>
-      <w:jc w:val="center"/>
-      <w:spacing w:after="60" w:before="0"/>
-    </w:pPr>
-    <w:rPr>
-      <w:color w:val="5B6B7A"/>
-      <w:sz w:val="24"/>
-      <w:szCs w:val="24"/>
-    </w:rPr>
-  </w:style>
-  <w:style w:customStyle="1" w:styleId="Screenshot" w:type="paragraph">
-    <w:name w:val="Screenshot"/>
-    <w:basedOn w:val="Normal"/>
-    <w:next w:val="ScreenshotCaption"/>
-    <w:pPr>
-      <w:keepNext/>
-      <w:jc w:val="center"/>
-      <w:spacing w:after="40" w:before="160"/>
-    </w:pPr>
-  </w:style>
-  <w:style w:customStyle="1" w:styleId="SourceCode" w:type="paragraph">
-    <w:name w:val="Source Code"/>
-    <w:basedOn w:val="Normal"/>
-    <w:link w:val="VerbatimChar"/>
-    <w:pPr>
-      <w:keepLines/>
-      <w:pBdr>
-        <w:top w:color="C9D8E8" w:space="4" w:sz="4" w:val="single"/>
-        <w:left w:color="C9D8E8" w:space="4" w:sz="4" w:val="single"/>
-        <w:bottom w:color="C9D8E8" w:space="4" w:sz="4" w:val="single"/>
-        <w:right w:color="C9D8E8" w:space="4" w:sz="4" w:val="single"/>
-      </w:pBdr>
-      <w:shd w:color="auto" w:fill="F8FAFC" w:val="clear"/>
-      <w:spacing w:after="0" w:before="0" w:line="240" w:lineRule="auto"/>
-      <w:ind w:left="100" w:right="100"/>
-    </w:pPr>
-  </w:style>
-  <w:style w:customStyle="1" w:styleId="Date" w:type="paragraph">
+  <w:style w:type="paragraph" w:customStyle="1" w:styleId="Date">
     <w:name w:val="Date"/>
     <w:basedOn w:val="Normal"/>
     <w:next w:val="BodyText"/>
     <w:qFormat/>
     <w:pPr>
       <w:pBdr>
-        <w:bottom w:color="1F4E79" w:space="6" w:sz="8" w:val="single"/>
+        <w:bottom w:val="single" w:sz="8" w:space="6" w:color="1F4E79"/>
       </w:pBdr>
-      <w:spacing w:after="240" w:before="0"/>
+      <w:spacing w:before="0" w:after="240"/>
     </w:pPr>
     <w:rPr>
       <w:b/>
@@ -7577,14 +7501,90 @@
       <w:szCs w:val="18"/>
     </w:rPr>
   </w:style>
-  <w:style w:customStyle="1" w:styleId="VerbatimChar" w:type="character">
-    <w:name w:val="Verbatim Char"/>
-    <w:basedOn w:val="BodyTextChar"/>
+  <w:style w:type="paragraph" w:customStyle="1" w:styleId="BookTitle">
+    <w:name w:val="Book Title"/>
+    <w:basedOn w:val="Normal"/>
+    <w:pPr>
+      <w:jc w:val="center"/>
+      <w:spacing w:before="240" w:after="120"/>
+    </w:pPr>
     <w:rPr>
-      <w:rFonts w:ascii="Consolas" w:cs="Consolas" w:hAnsi="Consolas"/>
-      <w:color w:val="1A4D80"/>
-      <w:sz w:val="19"/>
-      <w:szCs w:val="19"/>
+      <w:b/>
+      <w:color w:val="1F4E79"/>
+      <w:sz w:val="64"/>
+      <w:szCs w:val="64"/>
+    </w:rPr>
+  </w:style>
+  <w:style w:type="paragraph" w:customStyle="1" w:styleId="BookByline">
+    <w:name w:val="Book Byline"/>
+    <w:basedOn w:val="Normal"/>
+    <w:pPr>
+      <w:jc w:val="center"/>
+      <w:spacing w:before="0" w:after="60"/>
+    </w:pPr>
+    <w:rPr>
+      <w:color w:val="5B6B7A"/>
+      <w:sz w:val="24"/>
+      <w:szCs w:val="24"/>
+    </w:rPr>
+  </w:style>
+  <w:style w:type="table" w:default="1" w:styleId="Table">
+    <w:name w:val="Table"/>
+    <w:basedOn w:val="TableNormal"/>
+    <w:qFormat/>
+    <w:pPr>
+      <w:spacing w:before="40" w:after="40"/>
+    </w:pPr>
+    <w:tblPr>
+      <w:tblInd w:w="0" w:type="dxa"/>
+      <w:tblBorders>
+        <w:top w:val="single" w:sz="4" w:space="0" w:color="C9D8E8"/>
+        <w:left w:val="single" w:sz="4" w:space="0" w:color="C9D8E8"/>
+        <w:bottom w:val="single" w:sz="4" w:space="0" w:color="C9D8E8"/>
+        <w:right w:val="single" w:sz="4" w:space="0" w:color="C9D8E8"/>
+        <w:insideH w:val="single" w:sz="4" w:space="0" w:color="C9D8E8"/>
+        <w:insideV w:val="single" w:sz="4" w:space="0" w:color="C9D8E8"/>
+      </w:tblBorders>
+      <w:tblCellMar>
+        <w:top w:w="60" w:type="dxa"/>
+        <w:left w:w="108" w:type="dxa"/>
+        <w:bottom w:w="60" w:type="dxa"/>
+        <w:right w:w="108" w:type="dxa"/>
+      </w:tblCellMar>
+    </w:tblPr>
+    <w:tblStylePr w:type="firstRow">
+      <w:rPr>
+        <w:b/>
+        <w:color w:val="3D556F"/>
+      </w:rPr>
+      <w:tcPr>
+        <w:shd w:val="clear" w:color="auto" w:fill="E5EDF5"/>
+      </w:tcPr>
+    </w:tblStylePr>
+  </w:style>
+  <w:style w:type="paragraph" w:customStyle="1" w:styleId="BookCover">
+    <w:name w:val="Book Cover"/>
+    <w:basedOn w:val="Normal"/>
+    <w:pPr>
+      <w:jc w:val="center"/>
+      <w:spacing w:before="720" w:after="360"/>
+    </w:pPr>
+  </w:style>
+  <w:style w:type="paragraph" w:customStyle="1" w:styleId="Screenshot">
+    <w:name w:val="Screenshot"/>
+    <w:basedOn w:val="Normal"/>
+    <w:next w:val="ScreenshotCaption"/>
+    <w:pPr>
+      <w:keepNext/>
+      <w:jc w:val="center"/>
+      <w:spacing w:before="160" w:after="40"/>
+    </w:pPr>
+  </w:style>
+  <w:style w:type="character" w:customStyle="1" w:styleId="HeadingCode">
+    <w:name w:val="Heading Code"/>
+    <w:basedOn w:val="DefaultParagraphFont"/>
+    <w:rPr>
+      <w:rFonts w:ascii="Consolas" w:hAnsi="Consolas" w:cs="Consolas"/>
     </w:rPr>
   </w:style>
   <w:style w:type="character" w:customStyle="1" w:styleId="KeywordTok">
